--- a/published/ai-family/03_patterns_in_play/01_systems/lecture-content/01_systems-module.docx
+++ b/published/ai-family/03_patterns_in_play/01_systems/lecture-content/01_systems-module.docx
@@ -4,7 +4,7 @@
   <w:body>
     <w:p>
       <w:r>
-        <w:t>Module 01: Systems in Family</w:t>
+        <w:t>Module 01: Systems — The Rules of the Game</w:t>
       </w:r>
     </w:p>
     <w:p>
@@ -14,71 +14,111 @@
     </w:p>
     <w:p>
       <w:r>
-        <w:t>Define Systems within the context of Family.  Analyze how Systems interacts with other components of the Active Inference framework.  Apply specific constraints of Family to the formal definition of Systems.   Introduction</w:t>
+        <w:t>Understand that a Game is a System made of Rules.  Learn that Boundaries (The lines on the field) tell us where to play.  Know that without Rules, there is no Game!   Introduction: Chaos vs. Order</w:t>
       </w:r>
     </w:p>
     <w:p>
       <w:r>
-        <w:t>This module explores Systems . In the Family curriculum, we approach this topic with a focus on specific applications and theoretical depth appropriate for the audience. Systems is a critical component of the 8-part Active Inference spine, bridging the gap between [Previous Topic] and [Next Topic].</w:t>
+        <w:t>Imagine a soccer game with NO rules.</w:t>
       </w:r>
     </w:p>
     <w:p>
       <w:r>
-        <w:t>Key Concepts</w:t>
+        <w:t>Someone picks up the ball.  Someone runs out of the stadium.  Someone eats the goal net.</w:t>
+        <w:br/>
+        <w:t>Is that fun? No! It is confusing.</w:t>
+        <w:br/>
+        <w:t>Rules (Constraints) make the fun possible. They tell us what we can and cannot do.   Key Concepts</w:t>
       </w:r>
     </w:p>
     <w:p>
       <w:r>
-        <w:t>1. Systems as a Markov Blanket Boundary</w:t>
+        <w:t>1. The Boundary (The Magic Circle)</w:t>
       </w:r>
     </w:p>
     <w:p>
       <w:r>
-        <w:t>How does Systems define the boundary between the agent and the environment?</w:t>
+        <w:t>Every game has a space.</w:t>
       </w:r>
     </w:p>
     <w:p>
       <w:r>
-        <w:t>2. Generative Models of Systems</w:t>
+        <w:t>The Chessboard.  The Soccer Field.  The Pillow Fort.</w:t>
+        <w:br/>
+        <w:t>Inside the circle, the rules apply. Outside, they don't.</w:t>
+        <w:br/>
+        <w:t>(You can't tackle your sister in the kitchen!).   2. The Constraints (The Rules)</w:t>
       </w:r>
     </w:p>
     <w:p>
       <w:r>
-        <w:t>What parameters involved in Systems must be optimized to minimize variational free energy?</w:t>
+        <w:t>Rules limit your action.</w:t>
       </w:r>
     </w:p>
     <w:p>
       <w:r>
-        <w:t>3. Active Inference Dynamics</w:t>
+        <w:t>"Don't touch the floor." (Floor is Lava).  "Don't say the secret word." (Taboo).</w:t>
+        <w:br/>
+        <w:t>Limiting what you can do forces you to be CREATIVE.   3. Fairness (The Algorithm)</w:t>
       </w:r>
     </w:p>
     <w:p>
       <w:r>
-        <w:t>How does the process of Systems drive the perception-action loop?</w:t>
+        <w:t>For a game to work, everyone must run the same code.</w:t>
+        <w:br/>
+        <w:t>If Player A follows rules and Player B cheats, the System breaks.</w:t>
+        <w:br/>
+        <w:t>Fairness = Shared Rules.</w:t>
       </w:r>
     </w:p>
     <w:p>
       <w:r>
-        <w:t>Applications</w:t>
+        <w:t>Activities</w:t>
       </w:r>
     </w:p>
     <w:p>
       <w:r>
-        <w:t>In Family, we see Systems manifest in:</w:t>
-        <w:br/>
-        <w:t>* Specific Example 1 : [Add domain-specific example here]</w:t>
-        <w:br/>
-        <w:t>* Specific Example 2 : [Add domain-specific example here]</w:t>
+        <w:t>Activity 1: The New Rule</w:t>
       </w:r>
     </w:p>
     <w:p>
       <w:r>
-        <w:t>Conclusion</w:t>
+        <w:t>Play a simple game (Tag).</w:t>
+        <w:br/>
+        <w:t>Add ONE new rule.</w:t>
       </w:r>
     </w:p>
     <w:p>
       <w:r>
-        <w:t>Understanding Systems allows us to better model complex adaptive systems. In the next module, we will expand on this foundation.</w:t>
+        <w:t>"You can only hop."  "You are safe if you touch a tree."</w:t>
+        <w:br/>
+        <w:t>Does it make the game harder? More fun?</w:t>
+        <w:br/>
+        <w:t>You are designing a System!   Activity 2: Boundary Detectives</w:t>
+      </w:r>
+    </w:p>
+    <w:p>
+      <w:r>
+        <w:t>Go to a playground or park.</w:t>
+        <w:br/>
+        <w:t>Find the boundaries.</w:t>
+      </w:r>
+    </w:p>
+    <w:p>
+      <w:r>
+        <w:t>Where does the sandbox end?  Where does the slide start?</w:t>
+        <w:br/>
+        <w:t>Draw a map of the "Game Zones."   Summary</w:t>
+      </w:r>
+    </w:p>
+    <w:p>
+      <w:r>
+        <w:t>Systems need rules to work. By respecting the rules and boundaries, we create a space where everyone can play together and have fun.</w:t>
+      </w:r>
+    </w:p>
+    <w:p>
+      <w:r>
+        <w:t>References</w:t>
       </w:r>
     </w:p>
     <w:sectPr>
